--- a/documentation/خطة العمل الجديدة.docx
+++ b/documentation/خطة العمل الجديدة.docx
@@ -913,8 +913,6 @@
       <w:pPr>
         <w:pStyle w:val="a3"/>
       </w:pPr>
-      <w:bookmarkStart w:id="0" w:name="_GoBack"/>
-      <w:bookmarkEnd w:id="0"/>
     </w:p>
     <w:p>
       <w:pPr>
@@ -960,7 +958,48 @@
           <w:szCs w:val="24"/>
           <w:rtl/>
         </w:rPr>
-        <w:t>نحن هنا</w:t>
+        <w:t xml:space="preserve">نحن </w:t>
+      </w:r>
+      <w:proofErr w:type="gramStart"/>
+      <w:r>
+        <w:rPr>
+          <w:rFonts w:ascii="Times New Roman" w:eastAsia="Times New Roman" w:hAnsi="Times New Roman" w:cs="Times New Roman"/>
+          <w:b/>
+          <w:bCs/>
+          <w:i/>
+          <w:iCs/>
+          <w:sz w:val="24"/>
+          <w:szCs w:val="24"/>
+          <w:rtl/>
+        </w:rPr>
+        <w:t>هنا</w:t>
+      </w:r>
+      <w:r>
+        <w:rPr>
+          <w:rFonts w:ascii="Times New Roman" w:eastAsia="Times New Roman" w:hAnsi="Times New Roman" w:cs="Times New Roman" w:hint="cs"/>
+          <w:b/>
+          <w:bCs/>
+          <w:i/>
+          <w:iCs/>
+          <w:sz w:val="24"/>
+          <w:szCs w:val="24"/>
+          <w:rtl/>
+        </w:rPr>
+        <w:t xml:space="preserve">  تمت</w:t>
+      </w:r>
+      <w:proofErr w:type="gramEnd"/>
+      <w:r>
+        <w:rPr>
+          <w:rFonts w:ascii="Times New Roman" w:eastAsia="Times New Roman" w:hAnsi="Times New Roman" w:cs="Times New Roman" w:hint="cs"/>
+          <w:b/>
+          <w:bCs/>
+          <w:i/>
+          <w:iCs/>
+          <w:sz w:val="24"/>
+          <w:szCs w:val="24"/>
+          <w:rtl/>
+        </w:rPr>
+        <w:t xml:space="preserve">  </w:t>
       </w:r>
     </w:p>
     <w:p>
@@ -1614,7 +1653,41 @@
           <w:sz w:val="24"/>
           <w:szCs w:val="24"/>
         </w:rPr>
-        <w:t xml:space="preserve"> (Flutter App)</w:t>
+        <w:t xml:space="preserve"> (Flutter </w:t>
+      </w:r>
+      <w:proofErr w:type="gramStart"/>
+      <w:r>
+        <w:rPr>
+          <w:rFonts w:ascii="Times New Roman" w:eastAsia="Times New Roman" w:hAnsi="Times New Roman" w:cs="Times New Roman"/>
+          <w:b/>
+          <w:bCs/>
+          <w:sz w:val="24"/>
+          <w:szCs w:val="24"/>
+        </w:rPr>
+        <w:t>App)</w:t>
+      </w:r>
+      <w:r>
+        <w:rPr>
+          <w:rFonts w:ascii="Times New Roman" w:eastAsia="Times New Roman" w:hAnsi="Times New Roman" w:cs="Times New Roman" w:hint="cs"/>
+          <w:b/>
+          <w:bCs/>
+          <w:sz w:val="24"/>
+          <w:szCs w:val="24"/>
+          <w:rtl/>
+        </w:rPr>
+        <w:t xml:space="preserve">  تمت</w:t>
+      </w:r>
+      <w:proofErr w:type="gramEnd"/>
+      <w:r>
+        <w:rPr>
+          <w:rFonts w:ascii="Times New Roman" w:eastAsia="Times New Roman" w:hAnsi="Times New Roman" w:cs="Times New Roman" w:hint="cs"/>
+          <w:b/>
+          <w:bCs/>
+          <w:sz w:val="24"/>
+          <w:szCs w:val="24"/>
+          <w:rtl/>
+        </w:rPr>
+        <w:t xml:space="preserve">     </w:t>
       </w:r>
     </w:p>
     <w:p>
@@ -1766,6 +1839,7 @@
           <w:rFonts w:ascii="Times New Roman" w:eastAsia="Times New Roman" w:hAnsi="Times New Roman" w:cs="Times New Roman"/>
           <w:sz w:val="24"/>
           <w:szCs w:val="24"/>
+          <w:rtl/>
         </w:rPr>
       </w:pPr>
       <w:r>
@@ -1842,564 +1916,968 @@
         </w:rPr>
         <w:t>بدل (د.أ)، وضبط شاشات البيع لتتوافق مع الردود الجديدة من السيرفر</w:t>
       </w:r>
-      <w:r>
-        <w:rPr>
-          <w:rFonts w:ascii="Times New Roman" w:eastAsia="Times New Roman" w:hAnsi="Times New Roman" w:cs="Times New Roman"/>
-          <w:sz w:val="24"/>
-          <w:szCs w:val="24"/>
-        </w:rPr>
+    </w:p>
+    <w:p>
+      <w:pPr>
+        <w:spacing w:before="100" w:beforeAutospacing="1" w:after="100" w:afterAutospacing="1" w:line="240" w:lineRule="auto"/>
+        <w:rPr>
+          <w:rFonts w:ascii="Times New Roman" w:eastAsia="Times New Roman" w:hAnsi="Times New Roman" w:cs="Times New Roman"/>
+          <w:sz w:val="24"/>
+          <w:szCs w:val="24"/>
+          <w:rtl/>
+        </w:rPr>
+      </w:pPr>
+    </w:p>
+    <w:p>
+      <w:pPr>
+        <w:spacing w:before="100" w:beforeAutospacing="1" w:after="100" w:afterAutospacing="1" w:line="240" w:lineRule="auto"/>
+        <w:rPr>
+          <w:rFonts w:ascii="Times New Roman" w:eastAsia="Times New Roman" w:hAnsi="Times New Roman" w:cs="Times New Roman"/>
+          <w:sz w:val="24"/>
+          <w:szCs w:val="24"/>
+        </w:rPr>
+      </w:pPr>
+    </w:p>
+    <w:p>
+      <w:pPr>
+        <w:pStyle w:val="3"/>
+      </w:pPr>
+      <w:r>
+        <w:rPr>
+          <w:rtl/>
+        </w:rPr>
+        <w:t>المرحلة الأولى: تفعيل "الضوء الأخضر" ومؤقتات الدوام (تعديل الحالي)</w:t>
+      </w:r>
+      <w:r>
+        <w:rPr>
+          <w:rFonts w:hint="cs"/>
+          <w:rtl/>
+        </w:rPr>
+        <w:t xml:space="preserve">      </w:t>
+      </w:r>
+      <w:bookmarkStart w:id="0" w:name="_GoBack"/>
+      <w:bookmarkEnd w:id="0"/>
+      <w:r>
+        <w:rPr>
+          <w:rFonts w:hint="cs"/>
+          <w:rtl/>
+        </w:rPr>
+        <w:t xml:space="preserve"> تمت  </w:t>
+      </w:r>
+    </w:p>
+    <w:p>
+      <w:pPr>
+        <w:pStyle w:val="a3"/>
+      </w:pPr>
+      <w:r>
+        <w:rPr>
+          <w:rtl/>
+        </w:rPr>
+        <w:t>الهدف: تحويل المندوب إلى مشاهد</w:t>
+      </w:r>
+      <w:r>
+        <w:t xml:space="preserve"> (Read-Only) </w:t>
+      </w:r>
+      <w:r>
+        <w:rPr>
+          <w:rtl/>
+        </w:rPr>
+        <w:t>بانتظار إذنك، وإضافة حساب ساعات العمل والاستراحة</w:t>
+      </w:r>
+      <w:r>
         <w:t>.</w:t>
       </w:r>
     </w:p>
     <w:p>
       <w:pPr>
-        <w:spacing w:before="100" w:beforeAutospacing="1" w:after="100" w:afterAutospacing="1" w:line="240" w:lineRule="auto"/>
-        <w:outlineLvl w:val="3"/>
-        <w:rPr>
-          <w:rFonts w:ascii="Times New Roman" w:eastAsia="Times New Roman" w:hAnsi="Times New Roman" w:cs="Times New Roman"/>
-          <w:b/>
-          <w:bCs/>
-          <w:sz w:val="24"/>
-          <w:szCs w:val="24"/>
-        </w:rPr>
-      </w:pPr>
-      <w:r>
-        <w:rPr>
-          <w:rFonts w:ascii="Times New Roman" w:eastAsia="Times New Roman" w:hAnsi="Times New Roman" w:cs="Times New Roman"/>
-          <w:b/>
-          <w:bCs/>
-          <w:sz w:val="24"/>
-          <w:szCs w:val="24"/>
-        </w:rPr>
-        <w:t xml:space="preserve">🟠 </w:t>
-      </w:r>
-      <w:r>
-        <w:rPr>
-          <w:rFonts w:ascii="Times New Roman" w:eastAsia="Times New Roman" w:hAnsi="Times New Roman" w:cs="Times New Roman"/>
-          <w:b/>
-          <w:bCs/>
-          <w:sz w:val="24"/>
-          <w:szCs w:val="24"/>
-          <w:rtl/>
-        </w:rPr>
-        <w:t>المرحلة الثالثة: لوحة تحكم الإدارة (داخل التطبيق)</w:t>
-      </w:r>
-    </w:p>
-    <w:p>
-      <w:pPr>
+        <w:pStyle w:val="a3"/>
         <w:numPr>
           <w:ilvl w:val="0"/>
-          <w:numId w:val="4"/>
+          <w:numId w:val="8"/>
         </w:numPr>
-        <w:spacing w:before="100" w:beforeAutospacing="1" w:after="100" w:afterAutospacing="1" w:line="240" w:lineRule="auto"/>
-        <w:rPr>
-          <w:rFonts w:ascii="Times New Roman" w:eastAsia="Times New Roman" w:hAnsi="Times New Roman" w:cs="Times New Roman"/>
-          <w:sz w:val="24"/>
-          <w:szCs w:val="24"/>
-        </w:rPr>
-      </w:pPr>
-      <w:r>
-        <w:rPr>
-          <w:rFonts w:ascii="Times New Roman" w:eastAsia="Times New Roman" w:hAnsi="Times New Roman" w:cs="Times New Roman"/>
-          <w:b/>
-          <w:bCs/>
-          <w:sz w:val="24"/>
-          <w:szCs w:val="24"/>
-          <w:rtl/>
-        </w:rPr>
-        <w:t>الخطوة 10</w:t>
-      </w:r>
-      <w:r>
-        <w:rPr>
-          <w:rFonts w:ascii="Times New Roman" w:eastAsia="Times New Roman" w:hAnsi="Times New Roman" w:cs="Times New Roman"/>
-          <w:b/>
-          <w:bCs/>
-          <w:sz w:val="24"/>
-          <w:szCs w:val="24"/>
+      </w:pPr>
+      <w:r>
+        <w:rPr>
+          <w:b/>
+          <w:bCs/>
+          <w:rtl/>
+        </w:rPr>
+        <w:t xml:space="preserve">الباك </w:t>
+      </w:r>
+      <w:proofErr w:type="spellStart"/>
+      <w:r>
+        <w:rPr>
+          <w:b/>
+          <w:bCs/>
+          <w:rtl/>
+        </w:rPr>
+        <w:t>إند</w:t>
+      </w:r>
+      <w:proofErr w:type="spellEnd"/>
+      <w:r>
+        <w:rPr>
+          <w:b/>
+          <w:bCs/>
+          <w:rtl/>
+        </w:rPr>
+        <w:t xml:space="preserve"> (قاعدة البيانات والروابط)</w:t>
+      </w:r>
+      <w:r>
+        <w:rPr>
+          <w:b/>
+          <w:bCs/>
         </w:rPr>
         <w:t>:</w:t>
       </w:r>
-      <w:r>
-        <w:rPr>
-          <w:rFonts w:ascii="Times New Roman" w:eastAsia="Times New Roman" w:hAnsi="Times New Roman" w:cs="Times New Roman"/>
-          <w:sz w:val="24"/>
-          <w:szCs w:val="24"/>
-        </w:rPr>
-        <w:t xml:space="preserve"> </w:t>
-      </w:r>
-      <w:r>
-        <w:rPr>
-          <w:rFonts w:ascii="Times New Roman" w:eastAsia="Times New Roman" w:hAnsi="Times New Roman" w:cs="Times New Roman"/>
-          <w:sz w:val="24"/>
-          <w:szCs w:val="24"/>
-          <w:rtl/>
-        </w:rPr>
-        <w:t>بناء شاشة "إدارة النظام</w:t>
-      </w:r>
-      <w:r>
-        <w:rPr>
-          <w:rFonts w:ascii="Times New Roman" w:eastAsia="Times New Roman" w:hAnsi="Times New Roman" w:cs="Times New Roman"/>
-          <w:sz w:val="24"/>
-          <w:szCs w:val="24"/>
-        </w:rPr>
-        <w:t>" (</w:t>
-      </w:r>
-      <w:r>
-        <w:rPr>
-          <w:rFonts w:ascii="Times New Roman" w:eastAsia="Times New Roman" w:hAnsi="Times New Roman" w:cs="Times New Roman"/>
-          <w:sz w:val="24"/>
-          <w:szCs w:val="24"/>
-          <w:rtl/>
-        </w:rPr>
-        <w:t>تظهر فقط لك كـ</w:t>
-      </w:r>
-      <w:r>
-        <w:rPr>
-          <w:rFonts w:ascii="Times New Roman" w:eastAsia="Times New Roman" w:hAnsi="Times New Roman" w:cs="Times New Roman"/>
-          <w:sz w:val="24"/>
-          <w:szCs w:val="24"/>
-        </w:rPr>
-        <w:t xml:space="preserve"> Admin) </w:t>
-      </w:r>
-      <w:r>
-        <w:rPr>
-          <w:rFonts w:ascii="Times New Roman" w:eastAsia="Times New Roman" w:hAnsi="Times New Roman" w:cs="Times New Roman"/>
-          <w:sz w:val="24"/>
-          <w:szCs w:val="24"/>
-          <w:rtl/>
-        </w:rPr>
-        <w:t>للتحكم بـ</w:t>
-      </w:r>
-      <w:r>
-        <w:rPr>
-          <w:rFonts w:ascii="Times New Roman" w:eastAsia="Times New Roman" w:hAnsi="Times New Roman" w:cs="Times New Roman"/>
-          <w:sz w:val="24"/>
-          <w:szCs w:val="24"/>
-        </w:rPr>
-        <w:t>:</w:t>
-      </w:r>
-    </w:p>
-    <w:p>
-      <w:pPr>
+    </w:p>
+    <w:p>
+      <w:pPr>
+        <w:pStyle w:val="a3"/>
         <w:numPr>
           <w:ilvl w:val="1"/>
-          <w:numId w:val="4"/>
+          <w:numId w:val="8"/>
         </w:numPr>
-        <w:spacing w:before="100" w:beforeAutospacing="1" w:after="100" w:afterAutospacing="1" w:line="240" w:lineRule="auto"/>
-        <w:rPr>
-          <w:rFonts w:ascii="Times New Roman" w:eastAsia="Times New Roman" w:hAnsi="Times New Roman" w:cs="Times New Roman"/>
-          <w:sz w:val="24"/>
-          <w:szCs w:val="24"/>
-        </w:rPr>
-      </w:pPr>
-      <w:r>
-        <w:rPr>
-          <w:rFonts w:ascii="Times New Roman" w:eastAsia="Times New Roman" w:hAnsi="Times New Roman" w:cs="Times New Roman"/>
-          <w:sz w:val="24"/>
-          <w:szCs w:val="24"/>
-          <w:rtl/>
-        </w:rPr>
-        <w:t>إضافة/تعديل المناطق</w:t>
-      </w:r>
-      <w:r>
-        <w:rPr>
-          <w:rFonts w:ascii="Times New Roman" w:eastAsia="Times New Roman" w:hAnsi="Times New Roman" w:cs="Times New Roman"/>
-          <w:sz w:val="24"/>
-          <w:szCs w:val="24"/>
-        </w:rPr>
+      </w:pPr>
+      <w:r>
+        <w:rPr>
+          <w:rtl/>
+        </w:rPr>
+        <w:t xml:space="preserve">إضافة حقل </w:t>
+      </w:r>
+      <w:proofErr w:type="spellStart"/>
+      <w:r>
+        <w:rPr>
+          <w:rStyle w:val="HTMLCode"/>
+          <w:rFonts w:eastAsiaTheme="majorEastAsia"/>
+        </w:rPr>
+        <w:t>is_authorized_to_sell</w:t>
+      </w:r>
+      <w:proofErr w:type="spellEnd"/>
+      <w:r>
+        <w:t xml:space="preserve"> </w:t>
+      </w:r>
+      <w:r>
+        <w:rPr>
+          <w:rtl/>
+        </w:rPr>
+        <w:t>(الضوء الأخضر) لجدول جلسات العمل</w:t>
+      </w:r>
+      <w:r>
         <w:t>.</w:t>
       </w:r>
     </w:p>
     <w:p>
       <w:pPr>
+        <w:pStyle w:val="a3"/>
         <w:numPr>
           <w:ilvl w:val="1"/>
-          <w:numId w:val="4"/>
+          <w:numId w:val="8"/>
         </w:numPr>
-        <w:spacing w:before="100" w:beforeAutospacing="1" w:after="100" w:afterAutospacing="1" w:line="240" w:lineRule="auto"/>
-        <w:rPr>
-          <w:rFonts w:ascii="Times New Roman" w:eastAsia="Times New Roman" w:hAnsi="Times New Roman" w:cs="Times New Roman"/>
-          <w:sz w:val="24"/>
-          <w:szCs w:val="24"/>
-        </w:rPr>
-      </w:pPr>
-      <w:r>
-        <w:rPr>
-          <w:rFonts w:ascii="Times New Roman" w:eastAsia="Times New Roman" w:hAnsi="Times New Roman" w:cs="Times New Roman"/>
-          <w:sz w:val="24"/>
-          <w:szCs w:val="24"/>
-          <w:rtl/>
-        </w:rPr>
-        <w:t xml:space="preserve">تعديل أسعار الكراتين وقواعد </w:t>
+      </w:pPr>
+      <w:r>
+        <w:rPr>
+          <w:rtl/>
+        </w:rPr>
+        <w:t xml:space="preserve">إضافة حقول </w:t>
       </w:r>
       <w:proofErr w:type="spellStart"/>
       <w:r>
         <w:rPr>
-          <w:rFonts w:ascii="Times New Roman" w:eastAsia="Times New Roman" w:hAnsi="Times New Roman" w:cs="Times New Roman"/>
-          <w:sz w:val="24"/>
-          <w:szCs w:val="24"/>
-          <w:rtl/>
-        </w:rPr>
-        <w:t>البونص</w:t>
+          <w:rStyle w:val="HTMLCode"/>
+          <w:rFonts w:eastAsiaTheme="majorEastAsia"/>
+        </w:rPr>
+        <w:t>break_start_time</w:t>
       </w:r>
       <w:proofErr w:type="spellEnd"/>
       <w:r>
-        <w:rPr>
-          <w:rFonts w:ascii="Times New Roman" w:eastAsia="Times New Roman" w:hAnsi="Times New Roman" w:cs="Times New Roman"/>
-          <w:sz w:val="24"/>
-          <w:szCs w:val="24"/>
-        </w:rPr>
+        <w:t xml:space="preserve"> </w:t>
+      </w:r>
+      <w:proofErr w:type="gramStart"/>
+      <w:r>
+        <w:rPr>
+          <w:rtl/>
+        </w:rPr>
+        <w:t xml:space="preserve">و </w:t>
+      </w:r>
+      <w:proofErr w:type="spellStart"/>
+      <w:r>
+        <w:rPr>
+          <w:rStyle w:val="HTMLCode"/>
+          <w:rFonts w:eastAsiaTheme="majorEastAsia"/>
+        </w:rPr>
+        <w:t>break</w:t>
+      </w:r>
+      <w:proofErr w:type="gramEnd"/>
+      <w:r>
+        <w:rPr>
+          <w:rStyle w:val="HTMLCode"/>
+          <w:rFonts w:eastAsiaTheme="majorEastAsia"/>
+        </w:rPr>
+        <w:t>_end_time</w:t>
+      </w:r>
+      <w:proofErr w:type="spellEnd"/>
+      <w:r>
+        <w:t xml:space="preserve"> </w:t>
+      </w:r>
+      <w:r>
+        <w:rPr>
+          <w:rtl/>
+        </w:rPr>
+        <w:t>لحساب الاستراحة</w:t>
+      </w:r>
+      <w:r>
         <w:t>.</w:t>
       </w:r>
     </w:p>
     <w:p>
       <w:pPr>
+        <w:pStyle w:val="a3"/>
         <w:numPr>
           <w:ilvl w:val="1"/>
-          <w:numId w:val="4"/>
+          <w:numId w:val="8"/>
         </w:numPr>
-        <w:spacing w:before="100" w:beforeAutospacing="1" w:after="100" w:afterAutospacing="1" w:line="240" w:lineRule="auto"/>
-        <w:rPr>
-          <w:rFonts w:ascii="Times New Roman" w:eastAsia="Times New Roman" w:hAnsi="Times New Roman" w:cs="Times New Roman"/>
-          <w:sz w:val="24"/>
-          <w:szCs w:val="24"/>
-        </w:rPr>
-      </w:pPr>
-      <w:r>
-        <w:rPr>
-          <w:rFonts w:ascii="Times New Roman" w:eastAsia="Times New Roman" w:hAnsi="Times New Roman" w:cs="Times New Roman"/>
-          <w:sz w:val="24"/>
-          <w:szCs w:val="24"/>
-          <w:rtl/>
-        </w:rPr>
-        <w:t>إعطاء أو سحب صلاحية "إعطاء الذمم</w:t>
-      </w:r>
-      <w:r>
-        <w:rPr>
-          <w:rFonts w:ascii="Times New Roman" w:eastAsia="Times New Roman" w:hAnsi="Times New Roman" w:cs="Times New Roman"/>
-          <w:sz w:val="24"/>
-          <w:szCs w:val="24"/>
-        </w:rPr>
-        <w:t xml:space="preserve">" </w:t>
-      </w:r>
-      <w:proofErr w:type="spellStart"/>
-      <w:r>
-        <w:rPr>
-          <w:rFonts w:ascii="Courier New" w:eastAsia="Times New Roman" w:hAnsi="Courier New" w:cs="Courier New"/>
-          <w:sz w:val="20"/>
-          <w:szCs w:val="20"/>
-        </w:rPr>
-        <w:t>can_allow_debt</w:t>
-      </w:r>
-      <w:proofErr w:type="spellEnd"/>
-      <w:r>
-        <w:rPr>
-          <w:rFonts w:ascii="Times New Roman" w:eastAsia="Times New Roman" w:hAnsi="Times New Roman" w:cs="Times New Roman"/>
-          <w:sz w:val="24"/>
-          <w:szCs w:val="24"/>
-        </w:rPr>
-        <w:t xml:space="preserve"> </w:t>
-      </w:r>
-      <w:proofErr w:type="spellStart"/>
-      <w:r>
-        <w:rPr>
-          <w:rFonts w:ascii="Times New Roman" w:eastAsia="Times New Roman" w:hAnsi="Times New Roman" w:cs="Times New Roman"/>
-          <w:sz w:val="24"/>
-          <w:szCs w:val="24"/>
-          <w:rtl/>
-        </w:rPr>
-        <w:t>للمناديب</w:t>
-      </w:r>
-      <w:proofErr w:type="spellEnd"/>
-      <w:r>
-        <w:rPr>
-          <w:rFonts w:ascii="Times New Roman" w:eastAsia="Times New Roman" w:hAnsi="Times New Roman" w:cs="Times New Roman"/>
-          <w:sz w:val="24"/>
-          <w:szCs w:val="24"/>
-        </w:rPr>
-        <w:t>.</w:t>
-      </w:r>
-    </w:p>
-    <w:p>
-      <w:pPr>
-        <w:spacing w:before="100" w:beforeAutospacing="1" w:after="100" w:afterAutospacing="1" w:line="240" w:lineRule="auto"/>
-        <w:outlineLvl w:val="3"/>
-        <w:rPr>
-          <w:rFonts w:ascii="Times New Roman" w:eastAsia="Times New Roman" w:hAnsi="Times New Roman" w:cs="Times New Roman"/>
-          <w:b/>
-          <w:bCs/>
-          <w:sz w:val="24"/>
-          <w:szCs w:val="24"/>
-        </w:rPr>
-      </w:pPr>
-      <w:r>
-        <w:rPr>
-          <w:rFonts w:ascii="Segoe UI Emoji" w:eastAsia="Times New Roman" w:hAnsi="Segoe UI Emoji" w:cs="Segoe UI Emoji"/>
-          <w:b/>
-          <w:bCs/>
-          <w:sz w:val="24"/>
-          <w:szCs w:val="24"/>
-        </w:rPr>
-        <w:t>🔴</w:t>
-      </w:r>
-      <w:r>
-        <w:rPr>
-          <w:rFonts w:ascii="Times New Roman" w:eastAsia="Times New Roman" w:hAnsi="Times New Roman" w:cs="Times New Roman"/>
-          <w:b/>
-          <w:bCs/>
-          <w:sz w:val="24"/>
-          <w:szCs w:val="24"/>
-        </w:rPr>
-        <w:t xml:space="preserve"> </w:t>
-      </w:r>
-      <w:r>
-        <w:rPr>
-          <w:rFonts w:ascii="Times New Roman" w:eastAsia="Times New Roman" w:hAnsi="Times New Roman" w:cs="Times New Roman"/>
-          <w:b/>
-          <w:bCs/>
-          <w:sz w:val="24"/>
-          <w:szCs w:val="24"/>
-          <w:rtl/>
-        </w:rPr>
-        <w:t>المرحلة الرابعة: الاختبار والنشر</w:t>
-      </w:r>
-    </w:p>
-    <w:p>
-      <w:pPr>
+      </w:pPr>
+      <w:r>
+        <w:rPr>
+          <w:rtl/>
+        </w:rPr>
+        <w:t>تعديل رواتب بدء وإنهاء العمل لتصبح مجرد مسجلات للوقت</w:t>
+      </w:r>
+      <w:r>
+        <w:t xml:space="preserve"> (Time Trackers).</w:t>
+      </w:r>
+    </w:p>
+    <w:p>
+      <w:pPr>
+        <w:pStyle w:val="a3"/>
         <w:numPr>
           <w:ilvl w:val="0"/>
-          <w:numId w:val="5"/>
+          <w:numId w:val="8"/>
         </w:numPr>
-        <w:spacing w:before="100" w:beforeAutospacing="1" w:after="100" w:afterAutospacing="1" w:line="240" w:lineRule="auto"/>
-        <w:rPr>
-          <w:rFonts w:ascii="Times New Roman" w:eastAsia="Times New Roman" w:hAnsi="Times New Roman" w:cs="Times New Roman"/>
-          <w:sz w:val="24"/>
-          <w:szCs w:val="24"/>
-        </w:rPr>
-      </w:pPr>
-      <w:r>
-        <w:rPr>
-          <w:rFonts w:ascii="Times New Roman" w:eastAsia="Times New Roman" w:hAnsi="Times New Roman" w:cs="Times New Roman"/>
-          <w:b/>
-          <w:bCs/>
-          <w:sz w:val="24"/>
-          <w:szCs w:val="24"/>
-          <w:rtl/>
-        </w:rPr>
-        <w:t>الخطوة 11</w:t>
-      </w:r>
-      <w:r>
-        <w:rPr>
-          <w:rFonts w:ascii="Times New Roman" w:eastAsia="Times New Roman" w:hAnsi="Times New Roman" w:cs="Times New Roman"/>
-          <w:b/>
-          <w:bCs/>
-          <w:sz w:val="24"/>
-          <w:szCs w:val="24"/>
-        </w:rPr>
-        <w:t>:</w:t>
-      </w:r>
-      <w:r>
-        <w:rPr>
-          <w:rFonts w:ascii="Times New Roman" w:eastAsia="Times New Roman" w:hAnsi="Times New Roman" w:cs="Times New Roman"/>
-          <w:sz w:val="24"/>
-          <w:szCs w:val="24"/>
-        </w:rPr>
-        <w:t xml:space="preserve"> </w:t>
-      </w:r>
-      <w:r>
-        <w:rPr>
-          <w:rFonts w:ascii="Times New Roman" w:eastAsia="Times New Roman" w:hAnsi="Times New Roman" w:cs="Times New Roman"/>
-          <w:sz w:val="24"/>
-          <w:szCs w:val="24"/>
-          <w:rtl/>
-        </w:rPr>
-        <w:t>عمل دورة حياة كاملة (تسجيل دخول، استلام بضاعة، بيع، تحصيل ذمة، تأجيل، إنهاء عمل) للتأكد من الأرقام والتقارير</w:t>
-      </w:r>
-      <w:r>
-        <w:rPr>
-          <w:rFonts w:ascii="Times New Roman" w:eastAsia="Times New Roman" w:hAnsi="Times New Roman" w:cs="Times New Roman"/>
-          <w:sz w:val="24"/>
-          <w:szCs w:val="24"/>
-        </w:rPr>
+      </w:pPr>
+      <w:r>
+        <w:rPr>
+          <w:b/>
+          <w:bCs/>
+          <w:rtl/>
+        </w:rPr>
+        <w:t>تطبيق الفلاتر</w:t>
+      </w:r>
+      <w:r>
+        <w:rPr>
+          <w:b/>
+          <w:bCs/>
+        </w:rPr>
+        <w:t xml:space="preserve"> (</w:t>
+      </w:r>
+      <w:proofErr w:type="spellStart"/>
+      <w:r>
+        <w:rPr>
+          <w:rStyle w:val="HTMLCode"/>
+          <w:rFonts w:eastAsiaTheme="majorEastAsia"/>
+          <w:b/>
+          <w:bCs/>
+        </w:rPr>
+        <w:t>dashboard_</w:t>
+      </w:r>
+      <w:proofErr w:type="gramStart"/>
+      <w:r>
+        <w:rPr>
+          <w:rStyle w:val="HTMLCode"/>
+          <w:rFonts w:eastAsiaTheme="majorEastAsia"/>
+          <w:b/>
+          <w:bCs/>
+        </w:rPr>
+        <w:t>screen.dart</w:t>
+      </w:r>
+      <w:proofErr w:type="spellEnd"/>
+      <w:proofErr w:type="gramEnd"/>
+      <w:r>
+        <w:rPr>
+          <w:b/>
+          <w:bCs/>
+        </w:rPr>
+        <w:t>):</w:t>
+      </w:r>
+    </w:p>
+    <w:p>
+      <w:pPr>
+        <w:pStyle w:val="a3"/>
+        <w:numPr>
+          <w:ilvl w:val="1"/>
+          <w:numId w:val="8"/>
+        </w:numPr>
+      </w:pPr>
+      <w:r>
+        <w:rPr>
+          <w:rtl/>
+        </w:rPr>
+        <w:t>إضافة زر "بدء/إنهاء الاستراحة</w:t>
+      </w:r>
+      <w:r>
+        <w:t>".</w:t>
+      </w:r>
+    </w:p>
+    <w:p>
+      <w:pPr>
+        <w:pStyle w:val="a3"/>
+        <w:numPr>
+          <w:ilvl w:val="1"/>
+          <w:numId w:val="8"/>
+        </w:numPr>
+      </w:pPr>
+      <w:r>
+        <w:rPr>
+          <w:rtl/>
+        </w:rPr>
+        <w:t>ربط الأزرار بالروابط الجديدة</w:t>
+      </w:r>
+      <w:r>
         <w:t>.</w:t>
       </w:r>
     </w:p>
     <w:p>
       <w:pPr>
+        <w:pStyle w:val="a3"/>
         <w:numPr>
           <w:ilvl w:val="0"/>
-          <w:numId w:val="5"/>
+          <w:numId w:val="8"/>
         </w:numPr>
-        <w:spacing w:before="100" w:beforeAutospacing="1" w:after="100" w:afterAutospacing="1" w:line="240" w:lineRule="auto"/>
-        <w:rPr>
-          <w:rFonts w:ascii="Times New Roman" w:eastAsia="Times New Roman" w:hAnsi="Times New Roman" w:cs="Times New Roman"/>
-          <w:sz w:val="24"/>
-          <w:szCs w:val="24"/>
-        </w:rPr>
-      </w:pPr>
-      <w:r>
-        <w:rPr>
-          <w:rFonts w:ascii="Times New Roman" w:eastAsia="Times New Roman" w:hAnsi="Times New Roman" w:cs="Times New Roman"/>
-          <w:b/>
-          <w:bCs/>
-          <w:sz w:val="24"/>
-          <w:szCs w:val="24"/>
-          <w:rtl/>
-        </w:rPr>
-        <w:t>الخطوة 12</w:t>
-      </w:r>
-      <w:r>
-        <w:rPr>
-          <w:rFonts w:ascii="Times New Roman" w:eastAsia="Times New Roman" w:hAnsi="Times New Roman" w:cs="Times New Roman"/>
-          <w:b/>
-          <w:bCs/>
-          <w:sz w:val="24"/>
-          <w:szCs w:val="24"/>
-        </w:rPr>
-        <w:t>:</w:t>
-      </w:r>
-      <w:r>
-        <w:rPr>
-          <w:rFonts w:ascii="Times New Roman" w:eastAsia="Times New Roman" w:hAnsi="Times New Roman" w:cs="Times New Roman"/>
-          <w:sz w:val="24"/>
-          <w:szCs w:val="24"/>
-        </w:rPr>
-        <w:t xml:space="preserve"> </w:t>
-      </w:r>
-      <w:r>
-        <w:rPr>
-          <w:rFonts w:ascii="Times New Roman" w:eastAsia="Times New Roman" w:hAnsi="Times New Roman" w:cs="Times New Roman"/>
-          <w:sz w:val="24"/>
-          <w:szCs w:val="24"/>
-          <w:rtl/>
-        </w:rPr>
-        <w:t>رفع الخادم الخلفي</w:t>
-      </w:r>
-      <w:r>
-        <w:rPr>
-          <w:rFonts w:ascii="Times New Roman" w:eastAsia="Times New Roman" w:hAnsi="Times New Roman" w:cs="Times New Roman"/>
-          <w:sz w:val="24"/>
-          <w:szCs w:val="24"/>
-        </w:rPr>
-        <w:t xml:space="preserve"> (Backend) </w:t>
-      </w:r>
-      <w:r>
-        <w:rPr>
-          <w:rFonts w:ascii="Times New Roman" w:eastAsia="Times New Roman" w:hAnsi="Times New Roman" w:cs="Times New Roman"/>
-          <w:sz w:val="24"/>
-          <w:szCs w:val="24"/>
-          <w:rtl/>
-        </w:rPr>
-        <w:t>وقاعدة البيانات</w:t>
-      </w:r>
-      <w:r>
-        <w:rPr>
-          <w:rFonts w:ascii="Times New Roman" w:eastAsia="Times New Roman" w:hAnsi="Times New Roman" w:cs="Times New Roman"/>
-          <w:sz w:val="24"/>
-          <w:szCs w:val="24"/>
-        </w:rPr>
-        <w:t xml:space="preserve"> (PostgreSQL) </w:t>
-      </w:r>
-      <w:r>
-        <w:rPr>
-          <w:rFonts w:ascii="Times New Roman" w:eastAsia="Times New Roman" w:hAnsi="Times New Roman" w:cs="Times New Roman"/>
-          <w:sz w:val="24"/>
-          <w:szCs w:val="24"/>
-          <w:rtl/>
-        </w:rPr>
-        <w:t>على استضافة سحابية فعلية</w:t>
-      </w:r>
-      <w:r>
-        <w:rPr>
-          <w:rFonts w:ascii="Times New Roman" w:eastAsia="Times New Roman" w:hAnsi="Times New Roman" w:cs="Times New Roman"/>
-          <w:sz w:val="24"/>
-          <w:szCs w:val="24"/>
-        </w:rPr>
+      </w:pPr>
+      <w:r>
+        <w:rPr>
+          <w:b/>
+          <w:bCs/>
+          <w:rtl/>
+        </w:rPr>
+        <w:t>تطبيق الفلاتر</w:t>
+      </w:r>
+      <w:r>
+        <w:rPr>
+          <w:b/>
+          <w:bCs/>
+        </w:rPr>
+        <w:t xml:space="preserve"> (</w:t>
+      </w:r>
+      <w:proofErr w:type="spellStart"/>
+      <w:r>
+        <w:rPr>
+          <w:rStyle w:val="HTMLCode"/>
+          <w:rFonts w:eastAsiaTheme="majorEastAsia"/>
+          <w:b/>
+          <w:bCs/>
+        </w:rPr>
+        <w:t>visit_</w:t>
+      </w:r>
+      <w:proofErr w:type="gramStart"/>
+      <w:r>
+        <w:rPr>
+          <w:rStyle w:val="HTMLCode"/>
+          <w:rFonts w:eastAsiaTheme="majorEastAsia"/>
+          <w:b/>
+          <w:bCs/>
+        </w:rPr>
+        <w:t>screen.dart</w:t>
+      </w:r>
+      <w:proofErr w:type="spellEnd"/>
+      <w:proofErr w:type="gramEnd"/>
+      <w:r>
+        <w:rPr>
+          <w:b/>
+          <w:bCs/>
+        </w:rPr>
+        <w:t>):</w:t>
+      </w:r>
+    </w:p>
+    <w:p>
+      <w:pPr>
+        <w:pStyle w:val="a3"/>
+        <w:numPr>
+          <w:ilvl w:val="1"/>
+          <w:numId w:val="8"/>
+        </w:numPr>
+      </w:pPr>
+      <w:r>
+        <w:rPr>
+          <w:rtl/>
+        </w:rPr>
+        <w:t xml:space="preserve">برمجة "القفل": التطبيق </w:t>
+      </w:r>
+      <w:proofErr w:type="spellStart"/>
+      <w:r>
+        <w:rPr>
+          <w:rtl/>
+        </w:rPr>
+        <w:t>بيشيك</w:t>
+      </w:r>
+      <w:proofErr w:type="spellEnd"/>
+      <w:r>
+        <w:rPr>
+          <w:rtl/>
+        </w:rPr>
+        <w:t xml:space="preserve"> على السيرفر، إذا "الضوء الأخضر" مغلق، </w:t>
+      </w:r>
+      <w:proofErr w:type="spellStart"/>
+      <w:r>
+        <w:rPr>
+          <w:rtl/>
+        </w:rPr>
+        <w:t>بيخفي</w:t>
+      </w:r>
+      <w:proofErr w:type="spellEnd"/>
+      <w:r>
+        <w:rPr>
+          <w:rtl/>
+        </w:rPr>
+        <w:t xml:space="preserve"> خيارات (تم البيع، تأجيل، إلخ) </w:t>
+      </w:r>
+      <w:proofErr w:type="spellStart"/>
+      <w:r>
+        <w:rPr>
+          <w:rtl/>
+        </w:rPr>
+        <w:t>وبيظهر</w:t>
+      </w:r>
+      <w:proofErr w:type="spellEnd"/>
+      <w:r>
+        <w:rPr>
+          <w:rtl/>
+        </w:rPr>
+        <w:t xml:space="preserve"> رسالة: "بانتظار تفعيل خط السير من الإدارة</w:t>
+      </w:r>
+      <w:r>
+        <w:t>".</w:t>
+      </w:r>
+    </w:p>
+    <w:p>
+      <w:pPr>
+        <w:pStyle w:val="3"/>
+      </w:pPr>
+      <w:r>
+        <w:rPr>
+          <w:rtl/>
+        </w:rPr>
+        <w:t>المرحلة الثانية: بناء جسر التواصل للمدير</w:t>
+      </w:r>
+      <w:r>
+        <w:t xml:space="preserve"> (Admin APIs </w:t>
+      </w:r>
+      <w:r>
+        <w:rPr>
+          <w:rtl/>
+        </w:rPr>
+        <w:t xml:space="preserve">في الباك </w:t>
+      </w:r>
+      <w:proofErr w:type="spellStart"/>
+      <w:r>
+        <w:rPr>
+          <w:rtl/>
+        </w:rPr>
+        <w:t>إند</w:t>
+      </w:r>
+      <w:proofErr w:type="spellEnd"/>
+      <w:r>
+        <w:t>)</w:t>
+      </w:r>
+    </w:p>
+    <w:p>
+      <w:pPr>
+        <w:pStyle w:val="a3"/>
+      </w:pPr>
+      <w:r>
+        <w:rPr>
+          <w:rtl/>
+        </w:rPr>
+        <w:t>الهدف: تجهيز السيرفر الحالي (بايثون/فلاسك) ليرد على طلبات لوحة التحكم</w:t>
+      </w:r>
+      <w:r>
         <w:t>.</w:t>
       </w:r>
     </w:p>
     <w:p>
       <w:pPr>
+        <w:pStyle w:val="a3"/>
         <w:numPr>
           <w:ilvl w:val="0"/>
-          <w:numId w:val="5"/>
+          <w:numId w:val="9"/>
         </w:numPr>
-        <w:spacing w:before="100" w:beforeAutospacing="1" w:after="100" w:afterAutospacing="1" w:line="240" w:lineRule="auto"/>
-        <w:rPr>
-          <w:rFonts w:ascii="Times New Roman" w:eastAsia="Times New Roman" w:hAnsi="Times New Roman" w:cs="Times New Roman"/>
-          <w:sz w:val="24"/>
-          <w:szCs w:val="24"/>
-        </w:rPr>
-      </w:pPr>
-      <w:r>
-        <w:rPr>
-          <w:rFonts w:ascii="Times New Roman" w:eastAsia="Times New Roman" w:hAnsi="Times New Roman" w:cs="Times New Roman"/>
-          <w:b/>
-          <w:bCs/>
-          <w:sz w:val="24"/>
-          <w:szCs w:val="24"/>
-          <w:rtl/>
-        </w:rPr>
-        <w:t>الخطوة 13</w:t>
-      </w:r>
-      <w:r>
-        <w:rPr>
-          <w:rFonts w:ascii="Times New Roman" w:eastAsia="Times New Roman" w:hAnsi="Times New Roman" w:cs="Times New Roman"/>
-          <w:b/>
-          <w:bCs/>
-          <w:sz w:val="24"/>
-          <w:szCs w:val="24"/>
+      </w:pPr>
+      <w:r>
+        <w:rPr>
+          <w:rtl/>
+        </w:rPr>
+        <w:t xml:space="preserve">برمجة رابط للتسوية اليومية: </w:t>
+      </w:r>
+      <w:proofErr w:type="spellStart"/>
+      <w:r>
+        <w:rPr>
+          <w:rtl/>
+        </w:rPr>
+        <w:t>بيجلب</w:t>
+      </w:r>
+      <w:proofErr w:type="spellEnd"/>
+      <w:r>
+        <w:rPr>
+          <w:rtl/>
+        </w:rPr>
+        <w:t xml:space="preserve"> كل الكاش المتوقع، والكراتين المباعة والمتبقية</w:t>
+      </w:r>
+      <w:r>
+        <w:t>.</w:t>
+      </w:r>
+    </w:p>
+    <w:p>
+      <w:pPr>
+        <w:pStyle w:val="a3"/>
+        <w:numPr>
+          <w:ilvl w:val="0"/>
+          <w:numId w:val="9"/>
+        </w:numPr>
+      </w:pPr>
+      <w:r>
+        <w:rPr>
+          <w:rtl/>
+        </w:rPr>
+        <w:t>برمجة روابط الأوامر الإدارية: (إعطاء الضوء الأخضر للمندوب، ترحيل المخزون، تزويد المخزون، نقل المحلات المتبقية لمندوب آخر بضغطة واحدة)</w:t>
+      </w:r>
+      <w:r>
+        <w:t>.</w:t>
+      </w:r>
+    </w:p>
+    <w:p>
+      <w:pPr>
+        <w:pStyle w:val="a3"/>
+        <w:numPr>
+          <w:ilvl w:val="0"/>
+          <w:numId w:val="9"/>
+        </w:numPr>
+      </w:pPr>
+      <w:r>
+        <w:rPr>
+          <w:rtl/>
+        </w:rPr>
+        <w:t>برمجة روابط إدارة المنتجات: لتعديل الأسعار وإضافة منتجات جديدة</w:t>
+      </w:r>
+      <w:r>
+        <w:t>.</w:t>
+      </w:r>
+    </w:p>
+    <w:p>
+      <w:pPr>
+        <w:pStyle w:val="3"/>
+      </w:pPr>
+      <w:r>
+        <w:rPr>
+          <w:rtl/>
+        </w:rPr>
+        <w:t>المرحلة الثالثة: بناء غرفة العمليات</w:t>
+      </w:r>
+      <w:r>
+        <w:t xml:space="preserve"> (</w:t>
+      </w:r>
+      <w:r>
+        <w:rPr>
+          <w:rtl/>
+        </w:rPr>
+        <w:t>مشروع</w:t>
+      </w:r>
+      <w:r>
+        <w:t xml:space="preserve"> React </w:t>
+      </w:r>
+      <w:r>
+        <w:rPr>
+          <w:rtl/>
+        </w:rPr>
+        <w:t>المنفصل</w:t>
+      </w:r>
+      <w:r>
+        <w:t>)</w:t>
+      </w:r>
+    </w:p>
+    <w:p>
+      <w:pPr>
+        <w:pStyle w:val="a3"/>
+      </w:pPr>
+      <w:r>
+        <w:rPr>
+          <w:rtl/>
+        </w:rPr>
+        <w:t>الهدف: بناء واجهة المستخدم الإدارية</w:t>
+      </w:r>
+      <w:r>
+        <w:t xml:space="preserve"> (Admin Panel) </w:t>
+      </w:r>
+      <w:r>
+        <w:rPr>
+          <w:rtl/>
+        </w:rPr>
+        <w:t>التي ستعمل على اللابتوب</w:t>
+      </w:r>
+      <w:r>
+        <w:t>.</w:t>
+      </w:r>
+    </w:p>
+    <w:p>
+      <w:pPr>
+        <w:pStyle w:val="a3"/>
+        <w:numPr>
+          <w:ilvl w:val="0"/>
+          <w:numId w:val="10"/>
+        </w:numPr>
+      </w:pPr>
+      <w:r>
+        <w:rPr>
+          <w:b/>
+          <w:bCs/>
+          <w:rtl/>
+        </w:rPr>
+        <w:t>تأسيس المشروع</w:t>
+      </w:r>
+      <w:r>
+        <w:rPr>
+          <w:b/>
+          <w:bCs/>
         </w:rPr>
         <w:t>:</w:t>
       </w:r>
       <w:r>
-        <w:rPr>
-          <w:rFonts w:ascii="Times New Roman" w:eastAsia="Times New Roman" w:hAnsi="Times New Roman" w:cs="Times New Roman"/>
-          <w:sz w:val="24"/>
-          <w:szCs w:val="24"/>
-        </w:rPr>
         <w:t xml:space="preserve"> </w:t>
       </w:r>
       <w:r>
         <w:rPr>
-          <w:rFonts w:ascii="Times New Roman" w:eastAsia="Times New Roman" w:hAnsi="Times New Roman" w:cs="Times New Roman"/>
-          <w:sz w:val="24"/>
-          <w:szCs w:val="24"/>
-          <w:rtl/>
-        </w:rPr>
-        <w:t>استخراج نسخة التطبيق النهائية</w:t>
-      </w:r>
-      <w:r>
-        <w:rPr>
-          <w:rFonts w:ascii="Times New Roman" w:eastAsia="Times New Roman" w:hAnsi="Times New Roman" w:cs="Times New Roman"/>
-          <w:sz w:val="24"/>
-          <w:szCs w:val="24"/>
-        </w:rPr>
-        <w:t xml:space="preserve"> (APK) </w:t>
-      </w:r>
-      <w:r>
-        <w:rPr>
-          <w:rFonts w:ascii="Times New Roman" w:eastAsia="Times New Roman" w:hAnsi="Times New Roman" w:cs="Times New Roman"/>
-          <w:sz w:val="24"/>
-          <w:szCs w:val="24"/>
-          <w:rtl/>
-        </w:rPr>
-        <w:t>لتكون جاهزة للعمل في الميدان</w:t>
-      </w:r>
-      <w:r>
-        <w:rPr>
-          <w:rFonts w:ascii="Times New Roman" w:eastAsia="Times New Roman" w:hAnsi="Times New Roman" w:cs="Times New Roman"/>
-          <w:sz w:val="24"/>
-          <w:szCs w:val="24"/>
-        </w:rPr>
+          <w:rtl/>
+        </w:rPr>
+        <w:t xml:space="preserve">إنشاء مجلد </w:t>
+      </w:r>
+      <w:proofErr w:type="spellStart"/>
+      <w:r>
+        <w:rPr>
+          <w:rStyle w:val="HTMLCode"/>
+          <w:rFonts w:eastAsiaTheme="majorEastAsia"/>
+        </w:rPr>
+        <w:t>wanasah_admin_web</w:t>
+      </w:r>
+      <w:proofErr w:type="spellEnd"/>
+      <w:r>
+        <w:t xml:space="preserve"> </w:t>
+      </w:r>
+      <w:r>
+        <w:rPr>
+          <w:rtl/>
+        </w:rPr>
+        <w:t>وبناء نظام تسجيل الدخول (بصلاحيات المدير فقط)</w:t>
+      </w:r>
+      <w:r>
         <w:t>.</w:t>
       </w:r>
     </w:p>
     <w:p>
       <w:pPr>
+        <w:pStyle w:val="a3"/>
+        <w:numPr>
+          <w:ilvl w:val="0"/>
+          <w:numId w:val="10"/>
+        </w:numPr>
+      </w:pPr>
+      <w:r>
+        <w:rPr>
+          <w:b/>
+          <w:bCs/>
+          <w:rtl/>
+        </w:rPr>
+        <w:t>لوحة القيادة</w:t>
+      </w:r>
+      <w:r>
+        <w:rPr>
+          <w:b/>
+          <w:bCs/>
+        </w:rPr>
+        <w:t xml:space="preserve"> (Dashboard):</w:t>
+      </w:r>
+      <w:r>
+        <w:t xml:space="preserve"> </w:t>
+      </w:r>
+      <w:r>
+        <w:rPr>
+          <w:rtl/>
+        </w:rPr>
+        <w:t xml:space="preserve">شاشة </w:t>
+      </w:r>
+      <w:proofErr w:type="spellStart"/>
+      <w:r>
+        <w:rPr>
+          <w:rtl/>
+        </w:rPr>
+        <w:t>بتعرضلك</w:t>
+      </w:r>
+      <w:proofErr w:type="spellEnd"/>
+      <w:r>
+        <w:rPr>
+          <w:rtl/>
+        </w:rPr>
+        <w:t xml:space="preserve"> لايف (من شغال الآن، من في استراحة، كم إجمالي الكاش المتوقع بالشارع)</w:t>
+      </w:r>
+      <w:r>
+        <w:t>.</w:t>
+      </w:r>
+    </w:p>
+    <w:p>
+      <w:pPr>
+        <w:pStyle w:val="a3"/>
+        <w:numPr>
+          <w:ilvl w:val="0"/>
+          <w:numId w:val="10"/>
+        </w:numPr>
+      </w:pPr>
+      <w:r>
+        <w:rPr>
+          <w:b/>
+          <w:bCs/>
+          <w:rtl/>
+        </w:rPr>
+        <w:t>شاشة التسوية والجرد (أهم شاشة)</w:t>
+      </w:r>
+      <w:r>
+        <w:rPr>
+          <w:b/>
+          <w:bCs/>
+        </w:rPr>
+        <w:t>:</w:t>
+      </w:r>
+      <w:r>
+        <w:t xml:space="preserve"> - </w:t>
+      </w:r>
+      <w:r>
+        <w:rPr>
+          <w:rtl/>
+        </w:rPr>
+        <w:t>تعرض تقرير نهاية اليوم للمندوب</w:t>
+      </w:r>
+      <w:r>
+        <w:t>.</w:t>
+      </w:r>
+    </w:p>
+    <w:p>
+      <w:pPr>
+        <w:pStyle w:val="a3"/>
+        <w:numPr>
+          <w:ilvl w:val="1"/>
+          <w:numId w:val="10"/>
+        </w:numPr>
+      </w:pPr>
+      <w:r>
+        <w:rPr>
+          <w:rtl/>
+        </w:rPr>
+        <w:t>أزرار الاعتماد والترحيل وتزويد بضاعة اليوم التالي مع الإرشادات</w:t>
+      </w:r>
+      <w:r>
+        <w:t xml:space="preserve"> (Tooltips) </w:t>
+      </w:r>
+      <w:r>
+        <w:rPr>
+          <w:rtl/>
+        </w:rPr>
+        <w:t>اللي اتفقنا عليها</w:t>
+      </w:r>
+      <w:r>
+        <w:t>.</w:t>
+      </w:r>
+    </w:p>
+    <w:p>
+      <w:pPr>
+        <w:pStyle w:val="a3"/>
+        <w:numPr>
+          <w:ilvl w:val="0"/>
+          <w:numId w:val="10"/>
+        </w:numPr>
+      </w:pPr>
+      <w:r>
+        <w:rPr>
+          <w:b/>
+          <w:bCs/>
+          <w:rtl/>
+        </w:rPr>
+        <w:t>شاشة التحكم بالمسارات</w:t>
+      </w:r>
+      <w:r>
+        <w:rPr>
+          <w:b/>
+          <w:bCs/>
+        </w:rPr>
+        <w:t>:</w:t>
+      </w:r>
+      <w:r>
+        <w:t xml:space="preserve"> </w:t>
+      </w:r>
+      <w:r>
+        <w:rPr>
+          <w:rtl/>
+        </w:rPr>
+        <w:t xml:space="preserve">شاشة </w:t>
+      </w:r>
+      <w:proofErr w:type="spellStart"/>
+      <w:r>
+        <w:rPr>
+          <w:rtl/>
+        </w:rPr>
+        <w:t>بتحدد</w:t>
+      </w:r>
+      <w:proofErr w:type="spellEnd"/>
+      <w:r>
+        <w:rPr>
+          <w:rtl/>
+        </w:rPr>
+        <w:t xml:space="preserve"> منها المحلات المعلقة</w:t>
+      </w:r>
+      <w:r>
+        <w:t xml:space="preserve"> (Pending) </w:t>
+      </w:r>
+      <w:r>
+        <w:rPr>
+          <w:rtl/>
+        </w:rPr>
+        <w:t>وبتنقلها لمندوب ثاني بسهولة تامة</w:t>
+      </w:r>
+      <w:r>
+        <w:t>.</w:t>
+      </w:r>
+    </w:p>
+    <w:p>
+      <w:pPr>
+        <w:pStyle w:val="3"/>
+      </w:pPr>
+      <w:r>
+        <w:rPr>
+          <w:rtl/>
+        </w:rPr>
+        <w:lastRenderedPageBreak/>
+        <w:t>المرحلة الرابعة: التأمين والإطلاق</w:t>
+      </w:r>
+    </w:p>
+    <w:p>
+      <w:pPr>
+        <w:pStyle w:val="a3"/>
+      </w:pPr>
+      <w:r>
+        <w:rPr>
+          <w:rtl/>
+        </w:rPr>
+        <w:t>الهدف: حماية البيانات ونقل النظام للعمل الحقيقي</w:t>
+      </w:r>
+      <w:r>
+        <w:t>.</w:t>
+      </w:r>
+    </w:p>
+    <w:p>
+      <w:pPr>
+        <w:pStyle w:val="a3"/>
+        <w:numPr>
+          <w:ilvl w:val="0"/>
+          <w:numId w:val="11"/>
+        </w:numPr>
+      </w:pPr>
+      <w:r>
+        <w:rPr>
+          <w:b/>
+          <w:bCs/>
+          <w:rtl/>
+        </w:rPr>
+        <w:t>سكربت النسخ الاحتياطي</w:t>
+      </w:r>
+      <w:r>
+        <w:rPr>
+          <w:b/>
+          <w:bCs/>
+        </w:rPr>
+        <w:t>:</w:t>
+      </w:r>
+      <w:r>
+        <w:t xml:space="preserve"> </w:t>
+      </w:r>
+      <w:r>
+        <w:rPr>
+          <w:rtl/>
+        </w:rPr>
+        <w:t>برمجة أداة مخفية تسحب الداتا يومياً وترفعها لك</w:t>
+      </w:r>
+      <w:r>
+        <w:t>.</w:t>
+      </w:r>
+    </w:p>
+    <w:p>
+      <w:pPr>
+        <w:pStyle w:val="a3"/>
+        <w:numPr>
+          <w:ilvl w:val="0"/>
+          <w:numId w:val="11"/>
+        </w:numPr>
+      </w:pPr>
+      <w:r>
+        <w:rPr>
+          <w:b/>
+          <w:bCs/>
+          <w:rtl/>
+        </w:rPr>
+        <w:t xml:space="preserve">الرفع </w:t>
+      </w:r>
+      <w:proofErr w:type="spellStart"/>
+      <w:r>
+        <w:rPr>
+          <w:b/>
+          <w:bCs/>
+          <w:rtl/>
+        </w:rPr>
+        <w:t>السحابي</w:t>
+      </w:r>
+      <w:proofErr w:type="spellEnd"/>
+      <w:r>
+        <w:rPr>
+          <w:b/>
+          <w:bCs/>
+        </w:rPr>
+        <w:t>:</w:t>
+      </w:r>
+      <w:r>
+        <w:t xml:space="preserve"> </w:t>
+      </w:r>
+      <w:r>
+        <w:rPr>
+          <w:rtl/>
+        </w:rPr>
+        <w:t xml:space="preserve">نقل السيرفر (الباك </w:t>
+      </w:r>
+      <w:proofErr w:type="spellStart"/>
+      <w:r>
+        <w:rPr>
+          <w:rtl/>
+        </w:rPr>
+        <w:t>إند</w:t>
+      </w:r>
+      <w:proofErr w:type="spellEnd"/>
+      <w:r>
+        <w:rPr>
+          <w:rtl/>
+        </w:rPr>
+        <w:t xml:space="preserve"> وقاعدة البيانات) إلى خادم سحابي</w:t>
+      </w:r>
+      <w:r>
+        <w:t xml:space="preserve"> (Cloud Server) </w:t>
+      </w:r>
+      <w:r>
+        <w:rPr>
+          <w:rtl/>
+        </w:rPr>
+        <w:t>ليعمل على مدار الساعة وتتمكن من إدارته من أي مكان</w:t>
+      </w:r>
+      <w:r>
+        <w:t>.</w:t>
+      </w:r>
+    </w:p>
+    <w:p>
+      <w:pPr>
         <w:jc w:val="right"/>
         <w:rPr>
-          <w:rFonts w:hint="cs"/>
           <w:rtl/>
           <w:lang w:bidi="ar-JO"/>
         </w:rPr>
@@ -2567,6 +3045,232 @@
     </w:lvl>
   </w:abstractNum>
   <w:abstractNum w:abstractNumId="1" w15:restartNumberingAfterBreak="0">
+    <w:nsid w:val="1B42732E"/>
+    <w:multiLevelType w:val="multilevel"/>
+    <w:tmpl w:val="F3547AE0"/>
+    <w:lvl w:ilvl="0">
+      <w:start w:val="1"/>
+      <w:numFmt w:val="decimal"/>
+      <w:lvlText w:val="%1."/>
+      <w:lvlJc w:val="left"/>
+      <w:pPr>
+        <w:tabs>
+          <w:tab w:val="num" w:pos="720"/>
+        </w:tabs>
+        <w:ind w:left="720" w:hanging="360"/>
+      </w:pPr>
+    </w:lvl>
+    <w:lvl w:ilvl="1" w:tentative="1">
+      <w:start w:val="1"/>
+      <w:numFmt w:val="decimal"/>
+      <w:lvlText w:val="%2."/>
+      <w:lvlJc w:val="left"/>
+      <w:pPr>
+        <w:tabs>
+          <w:tab w:val="num" w:pos="1440"/>
+        </w:tabs>
+        <w:ind w:left="1440" w:hanging="360"/>
+      </w:pPr>
+    </w:lvl>
+    <w:lvl w:ilvl="2" w:tentative="1">
+      <w:start w:val="1"/>
+      <w:numFmt w:val="decimal"/>
+      <w:lvlText w:val="%3."/>
+      <w:lvlJc w:val="left"/>
+      <w:pPr>
+        <w:tabs>
+          <w:tab w:val="num" w:pos="2160"/>
+        </w:tabs>
+        <w:ind w:left="2160" w:hanging="360"/>
+      </w:pPr>
+    </w:lvl>
+    <w:lvl w:ilvl="3" w:tentative="1">
+      <w:start w:val="1"/>
+      <w:numFmt w:val="decimal"/>
+      <w:lvlText w:val="%4."/>
+      <w:lvlJc w:val="left"/>
+      <w:pPr>
+        <w:tabs>
+          <w:tab w:val="num" w:pos="2880"/>
+        </w:tabs>
+        <w:ind w:left="2880" w:hanging="360"/>
+      </w:pPr>
+    </w:lvl>
+    <w:lvl w:ilvl="4" w:tentative="1">
+      <w:start w:val="1"/>
+      <w:numFmt w:val="decimal"/>
+      <w:lvlText w:val="%5."/>
+      <w:lvlJc w:val="left"/>
+      <w:pPr>
+        <w:tabs>
+          <w:tab w:val="num" w:pos="3600"/>
+        </w:tabs>
+        <w:ind w:left="3600" w:hanging="360"/>
+      </w:pPr>
+    </w:lvl>
+    <w:lvl w:ilvl="5" w:tentative="1">
+      <w:start w:val="1"/>
+      <w:numFmt w:val="decimal"/>
+      <w:lvlText w:val="%6."/>
+      <w:lvlJc w:val="left"/>
+      <w:pPr>
+        <w:tabs>
+          <w:tab w:val="num" w:pos="4320"/>
+        </w:tabs>
+        <w:ind w:left="4320" w:hanging="360"/>
+      </w:pPr>
+    </w:lvl>
+    <w:lvl w:ilvl="6" w:tentative="1">
+      <w:start w:val="1"/>
+      <w:numFmt w:val="decimal"/>
+      <w:lvlText w:val="%7."/>
+      <w:lvlJc w:val="left"/>
+      <w:pPr>
+        <w:tabs>
+          <w:tab w:val="num" w:pos="5040"/>
+        </w:tabs>
+        <w:ind w:left="5040" w:hanging="360"/>
+      </w:pPr>
+    </w:lvl>
+    <w:lvl w:ilvl="7" w:tentative="1">
+      <w:start w:val="1"/>
+      <w:numFmt w:val="decimal"/>
+      <w:lvlText w:val="%8."/>
+      <w:lvlJc w:val="left"/>
+      <w:pPr>
+        <w:tabs>
+          <w:tab w:val="num" w:pos="5760"/>
+        </w:tabs>
+        <w:ind w:left="5760" w:hanging="360"/>
+      </w:pPr>
+    </w:lvl>
+    <w:lvl w:ilvl="8" w:tentative="1">
+      <w:start w:val="1"/>
+      <w:numFmt w:val="decimal"/>
+      <w:lvlText w:val="%9."/>
+      <w:lvlJc w:val="left"/>
+      <w:pPr>
+        <w:tabs>
+          <w:tab w:val="num" w:pos="6480"/>
+        </w:tabs>
+        <w:ind w:left="6480" w:hanging="360"/>
+      </w:pPr>
+    </w:lvl>
+  </w:abstractNum>
+  <w:abstractNum w:abstractNumId="2" w15:restartNumberingAfterBreak="0">
+    <w:nsid w:val="1D057AD8"/>
+    <w:multiLevelType w:val="multilevel"/>
+    <w:tmpl w:val="E5C08FA2"/>
+    <w:lvl w:ilvl="0">
+      <w:start w:val="1"/>
+      <w:numFmt w:val="decimal"/>
+      <w:lvlText w:val="%1."/>
+      <w:lvlJc w:val="left"/>
+      <w:pPr>
+        <w:tabs>
+          <w:tab w:val="num" w:pos="720"/>
+        </w:tabs>
+        <w:ind w:left="720" w:hanging="360"/>
+      </w:pPr>
+    </w:lvl>
+    <w:lvl w:ilvl="1" w:tentative="1">
+      <w:start w:val="1"/>
+      <w:numFmt w:val="decimal"/>
+      <w:lvlText w:val="%2."/>
+      <w:lvlJc w:val="left"/>
+      <w:pPr>
+        <w:tabs>
+          <w:tab w:val="num" w:pos="1440"/>
+        </w:tabs>
+        <w:ind w:left="1440" w:hanging="360"/>
+      </w:pPr>
+    </w:lvl>
+    <w:lvl w:ilvl="2" w:tentative="1">
+      <w:start w:val="1"/>
+      <w:numFmt w:val="decimal"/>
+      <w:lvlText w:val="%3."/>
+      <w:lvlJc w:val="left"/>
+      <w:pPr>
+        <w:tabs>
+          <w:tab w:val="num" w:pos="2160"/>
+        </w:tabs>
+        <w:ind w:left="2160" w:hanging="360"/>
+      </w:pPr>
+    </w:lvl>
+    <w:lvl w:ilvl="3" w:tentative="1">
+      <w:start w:val="1"/>
+      <w:numFmt w:val="decimal"/>
+      <w:lvlText w:val="%4."/>
+      <w:lvlJc w:val="left"/>
+      <w:pPr>
+        <w:tabs>
+          <w:tab w:val="num" w:pos="2880"/>
+        </w:tabs>
+        <w:ind w:left="2880" w:hanging="360"/>
+      </w:pPr>
+    </w:lvl>
+    <w:lvl w:ilvl="4" w:tentative="1">
+      <w:start w:val="1"/>
+      <w:numFmt w:val="decimal"/>
+      <w:lvlText w:val="%5."/>
+      <w:lvlJc w:val="left"/>
+      <w:pPr>
+        <w:tabs>
+          <w:tab w:val="num" w:pos="3600"/>
+        </w:tabs>
+        <w:ind w:left="3600" w:hanging="360"/>
+      </w:pPr>
+    </w:lvl>
+    <w:lvl w:ilvl="5" w:tentative="1">
+      <w:start w:val="1"/>
+      <w:numFmt w:val="decimal"/>
+      <w:lvlText w:val="%6."/>
+      <w:lvlJc w:val="left"/>
+      <w:pPr>
+        <w:tabs>
+          <w:tab w:val="num" w:pos="4320"/>
+        </w:tabs>
+        <w:ind w:left="4320" w:hanging="360"/>
+      </w:pPr>
+    </w:lvl>
+    <w:lvl w:ilvl="6" w:tentative="1">
+      <w:start w:val="1"/>
+      <w:numFmt w:val="decimal"/>
+      <w:lvlText w:val="%7."/>
+      <w:lvlJc w:val="left"/>
+      <w:pPr>
+        <w:tabs>
+          <w:tab w:val="num" w:pos="5040"/>
+        </w:tabs>
+        <w:ind w:left="5040" w:hanging="360"/>
+      </w:pPr>
+    </w:lvl>
+    <w:lvl w:ilvl="7" w:tentative="1">
+      <w:start w:val="1"/>
+      <w:numFmt w:val="decimal"/>
+      <w:lvlText w:val="%8."/>
+      <w:lvlJc w:val="left"/>
+      <w:pPr>
+        <w:tabs>
+          <w:tab w:val="num" w:pos="5760"/>
+        </w:tabs>
+        <w:ind w:left="5760" w:hanging="360"/>
+      </w:pPr>
+    </w:lvl>
+    <w:lvl w:ilvl="8" w:tentative="1">
+      <w:start w:val="1"/>
+      <w:numFmt w:val="decimal"/>
+      <w:lvlText w:val="%9."/>
+      <w:lvlJc w:val="left"/>
+      <w:pPr>
+        <w:tabs>
+          <w:tab w:val="num" w:pos="6480"/>
+        </w:tabs>
+        <w:ind w:left="6480" w:hanging="360"/>
+      </w:pPr>
+    </w:lvl>
+  </w:abstractNum>
+  <w:abstractNum w:abstractNumId="3" w15:restartNumberingAfterBreak="0">
     <w:nsid w:val="216716F2"/>
     <w:multiLevelType w:val="multilevel"/>
     <w:tmpl w:val="CDAE4A7C"/>
@@ -2679,7 +3383,7 @@
       </w:pPr>
     </w:lvl>
   </w:abstractNum>
-  <w:abstractNum w:abstractNumId="2" w15:restartNumberingAfterBreak="0">
+  <w:abstractNum w:abstractNumId="4" w15:restartNumberingAfterBreak="0">
     <w:nsid w:val="270A654C"/>
     <w:multiLevelType w:val="multilevel"/>
     <w:tmpl w:val="C1B26316"/>
@@ -2792,7 +3496,7 @@
       </w:pPr>
     </w:lvl>
   </w:abstractNum>
-  <w:abstractNum w:abstractNumId="3" w15:restartNumberingAfterBreak="0">
+  <w:abstractNum w:abstractNumId="5" w15:restartNumberingAfterBreak="0">
     <w:nsid w:val="33F03E45"/>
     <w:multiLevelType w:val="multilevel"/>
     <w:tmpl w:val="53F2DF16"/>
@@ -2941,7 +3645,7 @@
       </w:rPr>
     </w:lvl>
   </w:abstractNum>
-  <w:abstractNum w:abstractNumId="4" w15:restartNumberingAfterBreak="0">
+  <w:abstractNum w:abstractNumId="6" w15:restartNumberingAfterBreak="0">
     <w:nsid w:val="5D0556A4"/>
     <w:multiLevelType w:val="multilevel"/>
     <w:tmpl w:val="23027A64"/>
@@ -3054,7 +3758,241 @@
       </w:pPr>
     </w:lvl>
   </w:abstractNum>
-  <w:abstractNum w:abstractNumId="5" w15:restartNumberingAfterBreak="0">
+  <w:abstractNum w:abstractNumId="7" w15:restartNumberingAfterBreak="0">
+    <w:nsid w:val="67964076"/>
+    <w:multiLevelType w:val="multilevel"/>
+    <w:tmpl w:val="4178F50A"/>
+    <w:lvl w:ilvl="0">
+      <w:start w:val="1"/>
+      <w:numFmt w:val="decimal"/>
+      <w:lvlText w:val="%1."/>
+      <w:lvlJc w:val="left"/>
+      <w:pPr>
+        <w:tabs>
+          <w:tab w:val="num" w:pos="720"/>
+        </w:tabs>
+        <w:ind w:left="720" w:hanging="360"/>
+      </w:pPr>
+    </w:lvl>
+    <w:lvl w:ilvl="1">
+      <w:start w:val="1"/>
+      <w:numFmt w:val="bullet"/>
+      <w:lvlText w:val="o"/>
+      <w:lvlJc w:val="left"/>
+      <w:pPr>
+        <w:tabs>
+          <w:tab w:val="num" w:pos="1440"/>
+        </w:tabs>
+        <w:ind w:left="1440" w:hanging="360"/>
+      </w:pPr>
+      <w:rPr>
+        <w:rFonts w:ascii="Courier New" w:hAnsi="Courier New" w:hint="default"/>
+        <w:sz w:val="20"/>
+      </w:rPr>
+    </w:lvl>
+    <w:lvl w:ilvl="2" w:tentative="1">
+      <w:start w:val="1"/>
+      <w:numFmt w:val="decimal"/>
+      <w:lvlText w:val="%3."/>
+      <w:lvlJc w:val="left"/>
+      <w:pPr>
+        <w:tabs>
+          <w:tab w:val="num" w:pos="2160"/>
+        </w:tabs>
+        <w:ind w:left="2160" w:hanging="360"/>
+      </w:pPr>
+    </w:lvl>
+    <w:lvl w:ilvl="3" w:tentative="1">
+      <w:start w:val="1"/>
+      <w:numFmt w:val="decimal"/>
+      <w:lvlText w:val="%4."/>
+      <w:lvlJc w:val="left"/>
+      <w:pPr>
+        <w:tabs>
+          <w:tab w:val="num" w:pos="2880"/>
+        </w:tabs>
+        <w:ind w:left="2880" w:hanging="360"/>
+      </w:pPr>
+    </w:lvl>
+    <w:lvl w:ilvl="4" w:tentative="1">
+      <w:start w:val="1"/>
+      <w:numFmt w:val="decimal"/>
+      <w:lvlText w:val="%5."/>
+      <w:lvlJc w:val="left"/>
+      <w:pPr>
+        <w:tabs>
+          <w:tab w:val="num" w:pos="3600"/>
+        </w:tabs>
+        <w:ind w:left="3600" w:hanging="360"/>
+      </w:pPr>
+    </w:lvl>
+    <w:lvl w:ilvl="5" w:tentative="1">
+      <w:start w:val="1"/>
+      <w:numFmt w:val="decimal"/>
+      <w:lvlText w:val="%6."/>
+      <w:lvlJc w:val="left"/>
+      <w:pPr>
+        <w:tabs>
+          <w:tab w:val="num" w:pos="4320"/>
+        </w:tabs>
+        <w:ind w:left="4320" w:hanging="360"/>
+      </w:pPr>
+    </w:lvl>
+    <w:lvl w:ilvl="6" w:tentative="1">
+      <w:start w:val="1"/>
+      <w:numFmt w:val="decimal"/>
+      <w:lvlText w:val="%7."/>
+      <w:lvlJc w:val="left"/>
+      <w:pPr>
+        <w:tabs>
+          <w:tab w:val="num" w:pos="5040"/>
+        </w:tabs>
+        <w:ind w:left="5040" w:hanging="360"/>
+      </w:pPr>
+    </w:lvl>
+    <w:lvl w:ilvl="7" w:tentative="1">
+      <w:start w:val="1"/>
+      <w:numFmt w:val="decimal"/>
+      <w:lvlText w:val="%8."/>
+      <w:lvlJc w:val="left"/>
+      <w:pPr>
+        <w:tabs>
+          <w:tab w:val="num" w:pos="5760"/>
+        </w:tabs>
+        <w:ind w:left="5760" w:hanging="360"/>
+      </w:pPr>
+    </w:lvl>
+    <w:lvl w:ilvl="8" w:tentative="1">
+      <w:start w:val="1"/>
+      <w:numFmt w:val="decimal"/>
+      <w:lvlText w:val="%9."/>
+      <w:lvlJc w:val="left"/>
+      <w:pPr>
+        <w:tabs>
+          <w:tab w:val="num" w:pos="6480"/>
+        </w:tabs>
+        <w:ind w:left="6480" w:hanging="360"/>
+      </w:pPr>
+    </w:lvl>
+  </w:abstractNum>
+  <w:abstractNum w:abstractNumId="8" w15:restartNumberingAfterBreak="0">
+    <w:nsid w:val="6C401F43"/>
+    <w:multiLevelType w:val="multilevel"/>
+    <w:tmpl w:val="284A0670"/>
+    <w:lvl w:ilvl="0">
+      <w:start w:val="1"/>
+      <w:numFmt w:val="decimal"/>
+      <w:lvlText w:val="%1."/>
+      <w:lvlJc w:val="left"/>
+      <w:pPr>
+        <w:tabs>
+          <w:tab w:val="num" w:pos="720"/>
+        </w:tabs>
+        <w:ind w:left="720" w:hanging="360"/>
+      </w:pPr>
+    </w:lvl>
+    <w:lvl w:ilvl="1">
+      <w:start w:val="1"/>
+      <w:numFmt w:val="bullet"/>
+      <w:lvlText w:val="o"/>
+      <w:lvlJc w:val="left"/>
+      <w:pPr>
+        <w:tabs>
+          <w:tab w:val="num" w:pos="1440"/>
+        </w:tabs>
+        <w:ind w:left="1440" w:hanging="360"/>
+      </w:pPr>
+      <w:rPr>
+        <w:rFonts w:ascii="Courier New" w:hAnsi="Courier New" w:hint="default"/>
+        <w:sz w:val="20"/>
+      </w:rPr>
+    </w:lvl>
+    <w:lvl w:ilvl="2" w:tentative="1">
+      <w:start w:val="1"/>
+      <w:numFmt w:val="decimal"/>
+      <w:lvlText w:val="%3."/>
+      <w:lvlJc w:val="left"/>
+      <w:pPr>
+        <w:tabs>
+          <w:tab w:val="num" w:pos="2160"/>
+        </w:tabs>
+        <w:ind w:left="2160" w:hanging="360"/>
+      </w:pPr>
+    </w:lvl>
+    <w:lvl w:ilvl="3" w:tentative="1">
+      <w:start w:val="1"/>
+      <w:numFmt w:val="decimal"/>
+      <w:lvlText w:val="%4."/>
+      <w:lvlJc w:val="left"/>
+      <w:pPr>
+        <w:tabs>
+          <w:tab w:val="num" w:pos="2880"/>
+        </w:tabs>
+        <w:ind w:left="2880" w:hanging="360"/>
+      </w:pPr>
+    </w:lvl>
+    <w:lvl w:ilvl="4" w:tentative="1">
+      <w:start w:val="1"/>
+      <w:numFmt w:val="decimal"/>
+      <w:lvlText w:val="%5."/>
+      <w:lvlJc w:val="left"/>
+      <w:pPr>
+        <w:tabs>
+          <w:tab w:val="num" w:pos="3600"/>
+        </w:tabs>
+        <w:ind w:left="3600" w:hanging="360"/>
+      </w:pPr>
+    </w:lvl>
+    <w:lvl w:ilvl="5" w:tentative="1">
+      <w:start w:val="1"/>
+      <w:numFmt w:val="decimal"/>
+      <w:lvlText w:val="%6."/>
+      <w:lvlJc w:val="left"/>
+      <w:pPr>
+        <w:tabs>
+          <w:tab w:val="num" w:pos="4320"/>
+        </w:tabs>
+        <w:ind w:left="4320" w:hanging="360"/>
+      </w:pPr>
+    </w:lvl>
+    <w:lvl w:ilvl="6" w:tentative="1">
+      <w:start w:val="1"/>
+      <w:numFmt w:val="decimal"/>
+      <w:lvlText w:val="%7."/>
+      <w:lvlJc w:val="left"/>
+      <w:pPr>
+        <w:tabs>
+          <w:tab w:val="num" w:pos="5040"/>
+        </w:tabs>
+        <w:ind w:left="5040" w:hanging="360"/>
+      </w:pPr>
+    </w:lvl>
+    <w:lvl w:ilvl="7" w:tentative="1">
+      <w:start w:val="1"/>
+      <w:numFmt w:val="decimal"/>
+      <w:lvlText w:val="%8."/>
+      <w:lvlJc w:val="left"/>
+      <w:pPr>
+        <w:tabs>
+          <w:tab w:val="num" w:pos="5760"/>
+        </w:tabs>
+        <w:ind w:left="5760" w:hanging="360"/>
+      </w:pPr>
+    </w:lvl>
+    <w:lvl w:ilvl="8" w:tentative="1">
+      <w:start w:val="1"/>
+      <w:numFmt w:val="decimal"/>
+      <w:lvlText w:val="%9."/>
+      <w:lvlJc w:val="left"/>
+      <w:pPr>
+        <w:tabs>
+          <w:tab w:val="num" w:pos="6480"/>
+        </w:tabs>
+        <w:ind w:left="6480" w:hanging="360"/>
+      </w:pPr>
+    </w:lvl>
+  </w:abstractNum>
+  <w:abstractNum w:abstractNumId="9" w15:restartNumberingAfterBreak="0">
     <w:nsid w:val="75E07623"/>
     <w:multiLevelType w:val="multilevel"/>
     <w:tmpl w:val="E39ED350"/>
@@ -3203,7 +4141,7 @@
       </w:rPr>
     </w:lvl>
   </w:abstractNum>
-  <w:abstractNum w:abstractNumId="6" w15:restartNumberingAfterBreak="0">
+  <w:abstractNum w:abstractNumId="10" w15:restartNumberingAfterBreak="0">
     <w:nsid w:val="7C273318"/>
     <w:multiLevelType w:val="multilevel"/>
     <w:tmpl w:val="BC907058"/>
@@ -3353,25 +4291,37 @@
     </w:lvl>
   </w:abstractNum>
   <w:num w:numId="1">
-    <w:abstractNumId w:val="1"/>
+    <w:abstractNumId w:val="3"/>
   </w:num>
   <w:num w:numId="2">
-    <w:abstractNumId w:val="6"/>
+    <w:abstractNumId w:val="10"/>
   </w:num>
   <w:num w:numId="3">
-    <w:abstractNumId w:val="3"/>
+    <w:abstractNumId w:val="5"/>
   </w:num>
   <w:num w:numId="4">
-    <w:abstractNumId w:val="5"/>
+    <w:abstractNumId w:val="9"/>
   </w:num>
   <w:num w:numId="5">
     <w:abstractNumId w:val="0"/>
   </w:num>
   <w:num w:numId="6">
+    <w:abstractNumId w:val="4"/>
+  </w:num>
+  <w:num w:numId="7">
+    <w:abstractNumId w:val="6"/>
+  </w:num>
+  <w:num w:numId="8">
+    <w:abstractNumId w:val="7"/>
+  </w:num>
+  <w:num w:numId="9">
     <w:abstractNumId w:val="2"/>
   </w:num>
-  <w:num w:numId="7">
-    <w:abstractNumId w:val="4"/>
+  <w:num w:numId="10">
+    <w:abstractNumId w:val="8"/>
+  </w:num>
+  <w:num w:numId="11">
+    <w:abstractNumId w:val="1"/>
   </w:num>
 </w:numbering>
 </file>
@@ -3774,6 +4724,29 @@
     <w:name w:val="Normal"/>
     <w:qFormat/>
   </w:style>
+  <w:style w:type="paragraph" w:styleId="3">
+    <w:name w:val="heading 3"/>
+    <w:basedOn w:val="a"/>
+    <w:next w:val="a"/>
+    <w:link w:val="3Char"/>
+    <w:uiPriority w:val="9"/>
+    <w:semiHidden/>
+    <w:unhideWhenUsed/>
+    <w:qFormat/>
+    <w:rsid w:val="00E72611"/>
+    <w:pPr>
+      <w:keepNext/>
+      <w:keepLines/>
+      <w:spacing w:before="40" w:after="0"/>
+      <w:outlineLvl w:val="2"/>
+    </w:pPr>
+    <w:rPr>
+      <w:rFonts w:asciiTheme="majorHAnsi" w:eastAsiaTheme="majorEastAsia" w:hAnsiTheme="majorHAnsi" w:cstheme="majorBidi"/>
+      <w:color w:val="1F3763" w:themeColor="accent1" w:themeShade="7F"/>
+      <w:sz w:val="24"/>
+      <w:szCs w:val="24"/>
+    </w:rPr>
+  </w:style>
   <w:style w:type="paragraph" w:styleId="4">
     <w:name w:val="heading 4"/>
     <w:basedOn w:val="a"/>
@@ -3859,6 +4832,20 @@
       <w:rFonts w:ascii="Times New Roman" w:eastAsia="Times New Roman" w:hAnsi="Times New Roman" w:cs="Times New Roman"/>
       <w:b/>
       <w:bCs/>
+      <w:sz w:val="24"/>
+      <w:szCs w:val="24"/>
+    </w:rPr>
+  </w:style>
+  <w:style w:type="character" w:customStyle="1" w:styleId="3Char">
+    <w:name w:val="عنوان 3 Char"/>
+    <w:basedOn w:val="a0"/>
+    <w:link w:val="3"/>
+    <w:uiPriority w:val="9"/>
+    <w:semiHidden/>
+    <w:rsid w:val="00E72611"/>
+    <w:rPr>
+      <w:rFonts w:asciiTheme="majorHAnsi" w:eastAsiaTheme="majorEastAsia" w:hAnsiTheme="majorHAnsi" w:cstheme="majorBidi"/>
+      <w:color w:val="1F3763" w:themeColor="accent1" w:themeShade="7F"/>
       <w:sz w:val="24"/>
       <w:szCs w:val="24"/>
     </w:rPr>
